--- a/ModeloDados_KatalyzerVega_v1.docx
+++ b/ModeloDados_KatalyzerVega_v1.docx
@@ -3599,6 +3599,14 @@
       </w:pPr>
       <w:r>
         <w:t xml:space="preserve"/>
+      </w:r>
+    </w:p>
+    <w:p>
+      <w:pPr>
+        <w:spacing w:after="140" w:before="0"/>
+      </w:pPr>
+      <w:r>
+        <w:t>Colunas adicionadas na migration 010 (010_add_decay_ceiling.py): ceiling_conservador NUMERIC(4,3) NOT NULL DEFAULT 0.22 — fração máxima recuperável no cenário conservador. ceiling_moderado NUMERIC(4,3) NOT NULL DEFAULT 0.32 — fração máxima recuperável no cenário moderado. ceiling_agressivo NUMERIC(4,3) NOT NULL DEFAULT 0.42 — fração máxima recuperável no cenário agressivo. Atualização dos defaults de rate na mesma migration: decay_rate_conservador DEFAULT 0.04 (anterior: 0.9). decay_rate_moderado DEFAULT 0.06 (anterior: 0.55). decay_rate_agressivo DEFAULT 0.08 (anterior: 0.38). DDL: ALTER TABLE vega.sessoes_analise ADD COLUMN ceiling_conservador NUMERIC(4,3) NOT NULL DEFAULT 0.22, ADD COLUMN ceiling_moderado NUMERIC(4,3) NOT NULL DEFAULT 0.32, ADD COLUMN ceiling_agressivo NUMERIC(4,3) NOT NULL DEFAULT 0.42; ALTER TABLE vega.sessoes_analise ALTER COLUMN decay_rate_conservador SET DEFAULT 0.04, ALTER COLUMN decay_rate_moderado SET DEFAULT 0.06, ALTER COLUMN decay_rate_agressivo SET DEFAULT 0.08;</w:t>
       </w:r>
     </w:p>
     <w:p>
@@ -10789,7 +10797,7 @@
           <w:sz w:val="18"/>
           <w:szCs w:val="18"/>
         </w:rPr>
-        <w:t xml:space="preserve">© 2026 Katalyzer Tecnologia Ltda. · Modelo de Dados Vega v1.0 · Documento técnico restrito à equipe de desenvolvimento.</w:t>
+        <w:t>© 2026 Katalyzer Tecnologia Ltda. · Modelo de Dados Vega v1.1 · Documento técnico restrito à equipe de desenvolvimento.</w:t>
       </w:r>
     </w:p>
     <w:sectPr>
